--- a/data/memories/memory_01/locales/es/documents/templates/Meeting Template.docx
+++ b/data/memories/memory_01/locales/es/documents/templates/Meeting Template.docx
@@ -8,7 +8,7 @@
         <w:jc w:val="center"/>
       </w:pPr>
       <w:r>
-        <w:t>Meeting Template</w:t>
+        <w:t>Plantilla de reunión</w:t>
       </w:r>
     </w:p>
     <w:p>
@@ -19,7 +19,7 @@
         <w:t xml:space="preserve">Classification: </w:t>
       </w:r>
       <w:r>
-        <w:t>Internal</w:t>
+        <w:t>Interno</w:t>
       </w:r>
       <w:r>
         <w:rPr>
@@ -39,7 +39,7 @@
         <w:t xml:space="preserve">Author: </w:t>
       </w:r>
       <w:r>
-        <w:t>Administration</w:t>
+        <w:t>Administración</w:t>
       </w:r>
     </w:p>
     <w:p/>
@@ -48,7 +48,7 @@
         <w:pStyle w:val="Heading1"/>
       </w:pPr>
       <w:r>
-        <w:t>Meeting Information</w:t>
+        <w:t>Información de la reunión</w:t>
       </w:r>
     </w:p>
     <w:tbl>
@@ -68,7 +68,7 @@
           </w:tcPr>
           <w:p>
             <w:r>
-              <w:t>Field</w:t>
+              <w:t>Campo</w:t>
             </w:r>
           </w:p>
         </w:tc>
@@ -78,7 +78,7 @@
           </w:tcPr>
           <w:p>
             <w:r>
-              <w:t>Value</w:t>
+              <w:t>Valor</w:t>
             </w:r>
           </w:p>
         </w:tc>
@@ -90,7 +90,7 @@
           </w:tcPr>
           <w:p>
             <w:r>
-              <w:t>Date</w:t>
+              <w:t>Fecha</w:t>
             </w:r>
           </w:p>
         </w:tc>
@@ -100,7 +100,7 @@
           </w:tcPr>
           <w:p>
             <w:r>
-              <w:t>[Insert date]</w:t>
+              <w:t>[Insertar fecha]</w:t>
             </w:r>
           </w:p>
         </w:tc>
@@ -112,7 +112,7 @@
           </w:tcPr>
           <w:p>
             <w:r>
-              <w:t>Location</w:t>
+              <w:t>Ubicación</w:t>
             </w:r>
           </w:p>
         </w:tc>
@@ -122,7 +122,7 @@
           </w:tcPr>
           <w:p>
             <w:r>
-              <w:t>[Insert location]</w:t>
+              <w:t>[Insertar ubicación]</w:t>
             </w:r>
           </w:p>
         </w:tc>
@@ -134,7 +134,7 @@
           </w:tcPr>
           <w:p>
             <w:r>
-              <w:t>Chairperson</w:t>
+              <w:t>Presidente</w:t>
             </w:r>
           </w:p>
         </w:tc>
@@ -144,7 +144,7 @@
           </w:tcPr>
           <w:p>
             <w:r>
-              <w:t>[Insert name]</w:t>
+              <w:t>[Insertar nombre]</w:t>
             </w:r>
           </w:p>
         </w:tc>
@@ -156,7 +156,7 @@
           </w:tcPr>
           <w:p>
             <w:r>
-              <w:t>Participants</w:t>
+              <w:t>Participantes</w:t>
             </w:r>
           </w:p>
         </w:tc>
@@ -166,7 +166,7 @@
           </w:tcPr>
           <w:p>
             <w:r>
-              <w:t>[Insert attendees]</w:t>
+              <w:t>[Insertar asistentes]</w:t>
             </w:r>
           </w:p>
         </w:tc>
@@ -177,7 +177,7 @@
         <w:pStyle w:val="Heading1"/>
       </w:pPr>
       <w:r>
-        <w:t>Objectives</w:t>
+        <w:t>Objetivos</w:t>
       </w:r>
     </w:p>
     <w:p>
@@ -185,7 +185,7 @@
         <w:pStyle w:val="ListBullet"/>
       </w:pPr>
       <w:r>
-        <w:t>Define meeting goals.</w:t>
+        <w:t>Definir los objetivos de la reunión.</w:t>
       </w:r>
     </w:p>
     <w:p>
@@ -193,7 +193,7 @@
         <w:pStyle w:val="ListBullet"/>
       </w:pPr>
       <w:r>
-        <w:t>Review previous actions.</w:t>
+        <w:t>Revisar acciones anteriores.</w:t>
       </w:r>
     </w:p>
     <w:p>
@@ -201,7 +201,7 @@
         <w:pStyle w:val="ListBullet"/>
       </w:pPr>
       <w:r>
-        <w:t>Document decisions.</w:t>
+        <w:t>Decisiones de documentos.</w:t>
       </w:r>
     </w:p>
     <w:p>
@@ -209,7 +209,7 @@
         <w:pStyle w:val="ListBullet"/>
       </w:pPr>
       <w:r>
-        <w:t>Assign responsibilities.</w:t>
+        <w:t>Asigna responsabilidades.</w:t>
       </w:r>
     </w:p>
     <w:p>
@@ -217,7 +217,7 @@
         <w:pStyle w:val="Heading1"/>
       </w:pPr>
       <w:r>
-        <w:t>Discussion Notes</w:t>
+        <w:t>Notas de discusión</w:t>
       </w:r>
     </w:p>
     <w:p>
@@ -225,7 +225,7 @@
         <w:rPr>
           <w:sz w:val="22"/>
         </w:rPr>
-        <w:t>Use this section to record relevant discussions, decisions and additional observations.</w:t>
+        <w:t>Utilice esta sección para registrar discusiones, decisiones y observaciones adicionales relevantes.</w:t>
       </w:r>
     </w:p>
     <w:p>
@@ -233,7 +233,7 @@
         <w:pStyle w:val="Heading1"/>
       </w:pPr>
       <w:r>
-        <w:t>Action Register</w:t>
+        <w:t>Registro de acción</w:t>
       </w:r>
     </w:p>
     <w:tbl>
@@ -255,7 +255,7 @@
           </w:tcPr>
           <w:p>
             <w:r>
-              <w:t>Action</w:t>
+              <w:t>Acción</w:t>
             </w:r>
           </w:p>
         </w:tc>
@@ -265,7 +265,7 @@
           </w:tcPr>
           <w:p>
             <w:r>
-              <w:t>Responsible</w:t>
+              <w:t>Responsable</w:t>
             </w:r>
           </w:p>
         </w:tc>
@@ -275,7 +275,7 @@
           </w:tcPr>
           <w:p>
             <w:r>
-              <w:t>Deadline</w:t>
+              <w:t>Fecha límite</w:t>
             </w:r>
           </w:p>
         </w:tc>
@@ -285,7 +285,7 @@
           </w:tcPr>
           <w:p>
             <w:r>
-              <w:t>Status</w:t>
+              <w:t>Estado</w:t>
             </w:r>
           </w:p>
         </w:tc>
@@ -297,7 +297,7 @@
           </w:tcPr>
           <w:p>
             <w:r>
-              <w:t>[Action]</w:t>
+              <w:t>[Acción]</w:t>
             </w:r>
           </w:p>
         </w:tc>
@@ -307,7 +307,7 @@
           </w:tcPr>
           <w:p>
             <w:r>
-              <w:t>[Person]</w:t>
+              <w:t>[Persona]</w:t>
             </w:r>
           </w:p>
         </w:tc>
@@ -317,7 +317,7 @@
           </w:tcPr>
           <w:p>
             <w:r>
-              <w:t>[Date]</w:t>
+              <w:t>[Fecha]</w:t>
             </w:r>
           </w:p>
         </w:tc>
@@ -327,7 +327,7 @@
           </w:tcPr>
           <w:p>
             <w:r>
-              <w:t>[Status]</w:t>
+              <w:t>[Estado]</w:t>
             </w:r>
           </w:p>
         </w:tc>
@@ -338,7 +338,7 @@
         <w:pStyle w:val="Heading1"/>
       </w:pPr>
       <w:r>
-        <w:t>Document Control</w:t>
+        <w:t>Control de documentos</w:t>
       </w:r>
     </w:p>
     <w:p>
@@ -346,7 +346,7 @@
         <w:rPr>
           <w:sz w:val="22"/>
         </w:rPr>
-        <w:t>All completed meeting records must be stored according to the internal document management procedure.</w:t>
+        <w:t>Todos los registros de reuniones completados deben almacenarse de acuerdo con el procedimiento interno de gestión de documentos.</w:t>
       </w:r>
     </w:p>
     <w:sectPr>
